--- a/Opleverset_Project_5-6/Verslagen/Stereovisie geometrie.docx
+++ b/Opleverset_Project_5-6/Verslagen/Stereovisie geometrie.docx
@@ -132,57 +132,42 @@
     <w:p>
       <w:pPr>
         <w:rPr>
-          <w:lang w:val="nl-NL"/>
-        </w:rPr>
-      </w:pPr>
-    </w:p>
-    <w:p>
-      <w:pPr>
-        <w:rPr>
-          <w:lang w:val="nl-NL"/>
-        </w:rPr>
-      </w:pPr>
-    </w:p>
-    <w:p>
-      <w:pPr>
-        <w:rPr>
-          <w:lang w:val="nl-NL"/>
-        </w:rPr>
-      </w:pPr>
-    </w:p>
-    <w:p>
-      <w:pPr>
-        <w:rPr>
-          <w:lang w:val="nl-NL"/>
-        </w:rPr>
-      </w:pPr>
-    </w:p>
-    <w:p>
-      <w:pPr>
-        <w:rPr>
-          <w:lang w:val="nl-NL"/>
-        </w:rPr>
-      </w:pPr>
-    </w:p>
-    <w:p>
-      <w:pPr>
-        <w:rPr>
-          <w:lang w:val="nl-NL"/>
-        </w:rPr>
-      </w:pPr>
-    </w:p>
-    <w:p>
-      <w:pPr>
-        <w:rPr>
-          <w:lang w:val="nl-NL"/>
-        </w:rPr>
-      </w:pPr>
-      <w:r>
-        <w:rPr>
-          <w:lang w:val="nl-NL"/>
-        </w:rPr>
-        <w:t>Dennis Zejnilovic</w:t>
-      </w:r>
+          <w:b/>
+          <w:bCs/>
+          <w:u w:val="single"/>
+          <w:lang w:val="nl-NL"/>
+        </w:rPr>
+      </w:pPr>
+      <w:r>
+        <w:rPr>
+          <w:b/>
+          <w:bCs/>
+          <w:u w:val="single"/>
+          <w:lang w:val="nl-NL"/>
+        </w:rPr>
+        <w:t>Projectleden:</w:t>
+      </w:r>
+    </w:p>
+    <w:p>
+      <w:pPr>
+        <w:rPr>
+          <w:lang w:val="nl-NL"/>
+        </w:rPr>
+      </w:pPr>
+      <w:r>
+        <w:rPr>
+          <w:lang w:val="nl-NL"/>
+        </w:rPr>
+        <w:t xml:space="preserve">Dennis </w:t>
+      </w:r>
+      <w:proofErr w:type="spellStart"/>
+      <w:r>
+        <w:rPr>
+          <w:lang w:val="nl-NL"/>
+        </w:rPr>
+        <w:t>Zejnilovic</w:t>
+      </w:r>
+      <w:proofErr w:type="spellEnd"/>
       <w:r>
         <w:rPr>
           <w:lang w:val="nl-NL"/>
@@ -190,95 +175,168 @@
         <w:tab/>
         <w:t>1098617</w:t>
       </w:r>
-    </w:p>
-    <w:p>
-      <w:pPr>
-        <w:rPr>
-          <w:lang w:val="nl-NL"/>
-        </w:rPr>
-      </w:pPr>
-      <w:r>
-        <w:rPr>
-          <w:lang w:val="nl-NL"/>
-        </w:rPr>
+      <w:r>
+        <w:rPr>
+          <w:lang w:val="nl-NL"/>
+        </w:rPr>
+        <w:tab/>
+      </w:r>
+      <w:r>
+        <w:rPr>
+          <w:lang w:val="nl-NL"/>
+        </w:rPr>
+        <w:tab/>
+      </w:r>
+      <w:r>
+        <w:rPr>
+          <w:lang w:val="nl-NL"/>
+        </w:rPr>
+        <w:tab/>
+      </w:r>
+      <w:r>
+        <w:rPr>
+          <w:lang w:val="nl-NL"/>
+        </w:rPr>
+        <w:tab/>
+      </w:r>
+      <w:r>
+        <w:rPr>
+          <w:lang w:val="nl-NL"/>
+        </w:rPr>
+        <w:tab/>
+      </w:r>
+      <w:r>
+        <w:rPr>
+          <w:lang w:val="nl-NL"/>
+        </w:rPr>
+        <w:tab/>
+      </w:r>
+      <w:r>
+        <w:rPr>
+          <w:lang w:val="nl-NL"/>
+        </w:rPr>
+        <w:tab/>
+      </w:r>
+    </w:p>
+    <w:p>
+      <w:r>
         <w:t>Tom Heijmans</w:t>
       </w:r>
       <w:r>
-        <w:rPr>
-          <w:lang w:val="nl-NL"/>
-        </w:rPr>
         <w:tab/>
         <w:t>1079471</w:t>
       </w:r>
     </w:p>
     <w:p>
-      <w:pPr>
-        <w:rPr>
-          <w:lang w:val="nl-NL"/>
-        </w:rPr>
-      </w:pPr>
-      <w:r>
-        <w:rPr>
-          <w:lang w:val="nl-NL"/>
-        </w:rPr>
+      <w:r>
         <w:t xml:space="preserve">Ali </w:t>
       </w:r>
       <w:proofErr w:type="spellStart"/>
       <w:r>
-        <w:rPr>
-          <w:lang w:val="nl-NL"/>
-        </w:rPr>
         <w:t>Haimed</w:t>
       </w:r>
       <w:proofErr w:type="spellEnd"/>
       <w:r>
-        <w:rPr>
-          <w:lang w:val="nl-NL"/>
-        </w:rPr>
         <w:tab/>
       </w:r>
       <w:r>
-        <w:rPr>
-          <w:lang w:val="nl-NL"/>
-        </w:rPr>
         <w:tab/>
         <w:t>1103776</w:t>
       </w:r>
     </w:p>
     <w:p>
-      <w:pPr>
-        <w:rPr>
-          <w:lang w:val="nl-NL"/>
-        </w:rPr>
-      </w:pPr>
-      <w:r>
-        <w:rPr>
-          <w:lang w:val="nl-NL"/>
-        </w:rPr>
-        <w:t>Fabio Wolthui</w:t>
-      </w:r>
-      <w:r>
-        <w:rPr>
-          <w:lang w:val="nl-NL"/>
-        </w:rPr>
-        <w:t>s</w:t>
-      </w:r>
-      <w:r>
-        <w:rPr>
-          <w:lang w:val="nl-NL"/>
-        </w:rPr>
+      <w:r>
+        <w:t>Fabio Wolthuis</w:t>
+      </w:r>
+      <w:r>
         <w:tab/>
-      </w:r>
-      <w:r>
-        <w:rPr>
-          <w:lang w:val="nl-NL"/>
-        </w:rPr>
         <w:t>1093379</w:t>
       </w:r>
     </w:p>
     <w:p>
       <w:pPr>
-        <w:pStyle w:val="Heading1"/>
+        <w:jc w:val="right"/>
+        <w:rPr>
+          <w:lang w:val="nl-NL"/>
+        </w:rPr>
+      </w:pPr>
+      <w:r>
+        <w:rPr>
+          <w:b/>
+          <w:bCs/>
+          <w:u w:val="single"/>
+          <w:lang w:val="nl-NL"/>
+        </w:rPr>
+        <w:t>Docenten:</w:t>
+      </w:r>
+    </w:p>
+    <w:p>
+      <w:pPr>
+        <w:jc w:val="right"/>
+        <w:rPr>
+          <w:lang w:val="nl-NL"/>
+        </w:rPr>
+      </w:pPr>
+      <w:r>
+        <w:rPr>
+          <w:lang w:val="nl-NL"/>
+        </w:rPr>
+        <w:t xml:space="preserve">Sandra </w:t>
+      </w:r>
+      <w:proofErr w:type="spellStart"/>
+      <w:r>
+        <w:rPr>
+          <w:lang w:val="nl-NL"/>
+        </w:rPr>
+        <w:t>Hekkelman</w:t>
+      </w:r>
+      <w:proofErr w:type="spellEnd"/>
+    </w:p>
+    <w:p>
+      <w:pPr>
+        <w:jc w:val="right"/>
+        <w:rPr>
+          <w:lang w:val="nl-NL"/>
+        </w:rPr>
+      </w:pPr>
+      <w:r>
+        <w:rPr>
+          <w:lang w:val="nl-NL"/>
+        </w:rPr>
+        <w:t>Wouter Bergmann Tiest</w:t>
+      </w:r>
+    </w:p>
+    <w:p>
+      <w:pPr>
+        <w:jc w:val="right"/>
+        <w:rPr>
+          <w:lang w:val="nl-NL"/>
+        </w:rPr>
+      </w:pPr>
+      <w:r>
+        <w:rPr>
+          <w:lang w:val="nl-NL"/>
+        </w:rPr>
+        <w:t>1-02-2025</w:t>
+      </w:r>
+    </w:p>
+    <w:p>
+      <w:pPr>
+        <w:jc w:val="right"/>
+        <w:rPr>
+          <w:lang w:val="nl-NL"/>
+        </w:rPr>
+      </w:pPr>
+      <w:r>
+        <w:rPr>
+          <w:lang w:val="nl-NL"/>
+        </w:rPr>
+        <w:t>Eerste gelegenheid</w:t>
+      </w:r>
+    </w:p>
+    <w:p>
+      <w:pPr>
+        <w:pStyle w:val="Kop1"/>
         <w:rPr>
           <w:lang w:val="nl-NL"/>
         </w:rPr>
@@ -286,6 +344,16 @@
     </w:p>
     <w:sdt>
       <w:sdtPr>
+        <w:rPr>
+          <w:rFonts w:asciiTheme="minorHAnsi" w:eastAsiaTheme="minorHAnsi" w:hAnsiTheme="minorHAnsi" w:cstheme="minorBidi"/>
+          <w:b w:val="0"/>
+          <w:bCs w:val="0"/>
+          <w:color w:val="auto"/>
+          <w:kern w:val="2"/>
+          <w:sz w:val="24"/>
+          <w:szCs w:val="24"/>
+          <w14:ligatures w14:val="standardContextual"/>
+        </w:rPr>
         <w:id w:val="-275725082"/>
         <w:docPartObj>
           <w:docPartGallery w:val="Table of Contents"/>
@@ -294,19 +362,13 @@
       </w:sdtPr>
       <w:sdtEndPr>
         <w:rPr>
-          <w:rFonts w:asciiTheme="minorHAnsi" w:eastAsiaTheme="minorHAnsi" w:hAnsiTheme="minorHAnsi" w:cstheme="minorBidi"/>
           <w:noProof/>
-          <w:color w:val="auto"/>
-          <w:kern w:val="2"/>
-          <w:sz w:val="24"/>
-          <w:szCs w:val="24"/>
-          <w14:ligatures w14:val="standardContextual"/>
         </w:rPr>
       </w:sdtEndPr>
       <w:sdtContent>
         <w:p>
           <w:pPr>
-            <w:pStyle w:val="TOCHeading"/>
+            <w:pStyle w:val="Kopvaninhoudsopgave"/>
           </w:pPr>
           <w:proofErr w:type="spellStart"/>
           <w:r>
@@ -316,7 +378,7 @@
         </w:p>
         <w:p>
           <w:pPr>
-            <w:pStyle w:val="TOC1"/>
+            <w:pStyle w:val="Inhopg1"/>
             <w:tabs>
               <w:tab w:val="right" w:leader="dot" w:pos="9350"/>
             </w:tabs>
@@ -402,7 +464,7 @@
         </w:p>
         <w:p>
           <w:pPr>
-            <w:pStyle w:val="TOC1"/>
+            <w:pStyle w:val="Inhopg1"/>
             <w:tabs>
               <w:tab w:val="right" w:leader="dot" w:pos="9350"/>
             </w:tabs>
@@ -470,7 +532,7 @@
         </w:p>
         <w:p>
           <w:pPr>
-            <w:pStyle w:val="TOC2"/>
+            <w:pStyle w:val="Inhopg2"/>
             <w:tabs>
               <w:tab w:val="right" w:leader="dot" w:pos="9350"/>
             </w:tabs>
@@ -539,7 +601,7 @@
         </w:p>
         <w:p>
           <w:pPr>
-            <w:pStyle w:val="TOC2"/>
+            <w:pStyle w:val="Inhopg2"/>
             <w:tabs>
               <w:tab w:val="right" w:leader="dot" w:pos="9350"/>
             </w:tabs>
@@ -607,7 +669,7 @@
         </w:p>
         <w:p>
           <w:pPr>
-            <w:pStyle w:val="TOC2"/>
+            <w:pStyle w:val="Inhopg2"/>
             <w:tabs>
               <w:tab w:val="right" w:leader="dot" w:pos="9350"/>
             </w:tabs>
@@ -676,7 +738,7 @@
         </w:p>
         <w:p>
           <w:pPr>
-            <w:pStyle w:val="TOC1"/>
+            <w:pStyle w:val="Inhopg1"/>
             <w:tabs>
               <w:tab w:val="right" w:leader="dot" w:pos="9350"/>
             </w:tabs>
@@ -744,7 +806,7 @@
         </w:p>
         <w:p>
           <w:pPr>
-            <w:pStyle w:val="TOC2"/>
+            <w:pStyle w:val="Inhopg2"/>
             <w:tabs>
               <w:tab w:val="right" w:leader="dot" w:pos="9350"/>
             </w:tabs>
@@ -813,7 +875,7 @@
         </w:p>
         <w:p>
           <w:pPr>
-            <w:pStyle w:val="TOC2"/>
+            <w:pStyle w:val="Inhopg2"/>
             <w:tabs>
               <w:tab w:val="right" w:leader="dot" w:pos="9350"/>
             </w:tabs>
@@ -882,7 +944,7 @@
         </w:p>
         <w:p>
           <w:pPr>
-            <w:pStyle w:val="TOC2"/>
+            <w:pStyle w:val="Inhopg2"/>
             <w:tabs>
               <w:tab w:val="right" w:leader="dot" w:pos="9350"/>
             </w:tabs>
@@ -951,7 +1013,7 @@
         </w:p>
         <w:p>
           <w:pPr>
-            <w:pStyle w:val="TOC2"/>
+            <w:pStyle w:val="Inhopg2"/>
             <w:tabs>
               <w:tab w:val="right" w:leader="dot" w:pos="9350"/>
             </w:tabs>
@@ -1019,7 +1081,7 @@
         </w:p>
         <w:p>
           <w:pPr>
-            <w:pStyle w:val="TOC1"/>
+            <w:pStyle w:val="Inhopg1"/>
             <w:tabs>
               <w:tab w:val="right" w:leader="dot" w:pos="9350"/>
             </w:tabs>
@@ -1087,7 +1149,7 @@
         </w:p>
         <w:p>
           <w:pPr>
-            <w:pStyle w:val="TOC1"/>
+            <w:pStyle w:val="Inhopg1"/>
             <w:tabs>
               <w:tab w:val="right" w:leader="dot" w:pos="9350"/>
             </w:tabs>
@@ -1175,64 +1237,64 @@
     <w:bookmarkStart w:id="0" w:name="_Toc220874109" w:displacedByCustomXml="prev"/>
     <w:p>
       <w:pPr>
-        <w:pStyle w:val="Heading1"/>
-        <w:rPr>
-          <w:lang w:val="nl-NL"/>
-        </w:rPr>
-      </w:pPr>
-    </w:p>
-    <w:p>
-      <w:pPr>
-        <w:rPr>
-          <w:lang w:val="nl-NL"/>
-        </w:rPr>
-      </w:pPr>
-    </w:p>
-    <w:p>
-      <w:pPr>
-        <w:rPr>
-          <w:lang w:val="nl-NL"/>
-        </w:rPr>
-      </w:pPr>
-    </w:p>
-    <w:p>
-      <w:pPr>
-        <w:rPr>
-          <w:lang w:val="nl-NL"/>
-        </w:rPr>
-      </w:pPr>
-    </w:p>
-    <w:p>
-      <w:pPr>
-        <w:rPr>
-          <w:lang w:val="nl-NL"/>
-        </w:rPr>
-      </w:pPr>
-    </w:p>
-    <w:p>
-      <w:pPr>
-        <w:rPr>
-          <w:lang w:val="nl-NL"/>
-        </w:rPr>
-      </w:pPr>
-    </w:p>
-    <w:p>
-      <w:pPr>
-        <w:rPr>
-          <w:lang w:val="nl-NL"/>
-        </w:rPr>
-      </w:pPr>
-    </w:p>
-    <w:p>
-      <w:pPr>
-        <w:rPr>
-          <w:lang w:val="nl-NL"/>
-        </w:rPr>
-      </w:pPr>
-    </w:p>
-    <w:p>
-      <w:pPr>
-        <w:pStyle w:val="Heading1"/>
+        <w:pStyle w:val="Kop1"/>
+        <w:rPr>
+          <w:lang w:val="nl-NL"/>
+        </w:rPr>
+      </w:pPr>
+    </w:p>
+    <w:p>
+      <w:pPr>
+        <w:rPr>
+          <w:lang w:val="nl-NL"/>
+        </w:rPr>
+      </w:pPr>
+    </w:p>
+    <w:p>
+      <w:pPr>
+        <w:rPr>
+          <w:lang w:val="nl-NL"/>
+        </w:rPr>
+      </w:pPr>
+    </w:p>
+    <w:p>
+      <w:pPr>
+        <w:rPr>
+          <w:lang w:val="nl-NL"/>
+        </w:rPr>
+      </w:pPr>
+    </w:p>
+    <w:p>
+      <w:pPr>
+        <w:rPr>
+          <w:lang w:val="nl-NL"/>
+        </w:rPr>
+      </w:pPr>
+    </w:p>
+    <w:p>
+      <w:pPr>
+        <w:rPr>
+          <w:lang w:val="nl-NL"/>
+        </w:rPr>
+      </w:pPr>
+    </w:p>
+    <w:p>
+      <w:pPr>
+        <w:rPr>
+          <w:lang w:val="nl-NL"/>
+        </w:rPr>
+      </w:pPr>
+    </w:p>
+    <w:p>
+      <w:pPr>
+        <w:rPr>
+          <w:lang w:val="nl-NL"/>
+        </w:rPr>
+      </w:pPr>
+    </w:p>
+    <w:p>
+      <w:pPr>
+        <w:pStyle w:val="Kop1"/>
         <w:rPr>
           <w:b/>
           <w:bCs/>
@@ -1369,10 +1431,11 @@
     </w:p>
     <w:p>
       <w:pPr>
-        <w:pStyle w:val="Heading1"/>
+        <w:pStyle w:val="Kop1"/>
         <w:rPr>
           <w:b/>
           <w:bCs/>
+          <w:lang w:val="nl-NL"/>
         </w:rPr>
       </w:pPr>
       <w:bookmarkStart w:id="1" w:name="_Toc220874110"/>
@@ -1380,6 +1443,7 @@
         <w:rPr>
           <w:b/>
           <w:bCs/>
+          <w:lang w:val="nl-NL"/>
         </w:rPr>
         <w:t>Principe</w:t>
       </w:r>
@@ -1653,7 +1717,7 @@
     </w:p>
     <w:p>
       <w:pPr>
-        <w:pStyle w:val="ListParagraph"/>
+        <w:pStyle w:val="Lijstalinea"/>
         <w:numPr>
           <w:ilvl w:val="0"/>
           <w:numId w:val="1"/>
@@ -1680,7 +1744,7 @@
     </w:p>
     <w:p>
       <w:pPr>
-        <w:pStyle w:val="ListParagraph"/>
+        <w:pStyle w:val="Lijstalinea"/>
         <w:numPr>
           <w:ilvl w:val="0"/>
           <w:numId w:val="1"/>
@@ -1707,7 +1771,7 @@
     </w:p>
     <w:p>
       <w:pPr>
-        <w:pStyle w:val="ListParagraph"/>
+        <w:pStyle w:val="Lijstalinea"/>
         <w:numPr>
           <w:ilvl w:val="0"/>
           <w:numId w:val="1"/>
@@ -1731,7 +1795,7 @@
     </w:p>
     <w:p>
       <w:pPr>
-        <w:pStyle w:val="ListParagraph"/>
+        <w:pStyle w:val="Lijstalinea"/>
         <w:numPr>
           <w:ilvl w:val="0"/>
           <w:numId w:val="1"/>
@@ -1943,7 +2007,7 @@
     </w:p>
     <w:p>
       <w:pPr>
-        <w:pStyle w:val="Heading2"/>
+        <w:pStyle w:val="Kop2"/>
         <w:rPr>
           <w:b/>
           <w:bCs/>
@@ -2035,13 +2099,7 @@
         <w:rPr>
           <w:lang w:val="nl-NL"/>
         </w:rPr>
-        <w:t xml:space="preserve">bepalen sinds het lastiger wordt om punten in beide beelden te vergelijken </w:t>
-      </w:r>
-      <w:r>
-        <w:rPr>
-          <w:lang w:val="nl-NL"/>
-        </w:rPr>
-        <w:t>[</w:t>
+        <w:t>bepalen sinds het lastiger wordt om punten in beide beelden te vergelijken [</w:t>
       </w:r>
       <w:r>
         <w:rPr>
@@ -2126,21 +2184,25 @@
     </w:p>
     <w:p>
       <w:pPr>
-        <w:pStyle w:val="Heading2"/>
+        <w:pStyle w:val="Kop2"/>
         <w:rPr>
           <w:b/>
           <w:bCs/>
+          <w:lang w:val="nl-NL"/>
         </w:rPr>
       </w:pPr>
       <w:bookmarkStart w:id="3" w:name="_Toc220874112"/>
+      <w:proofErr w:type="spellStart"/>
       <w:r>
         <w:rPr>
           <w:b/>
           <w:bCs/>
+          <w:lang w:val="nl-NL"/>
         </w:rPr>
         <w:t>Disparity</w:t>
       </w:r>
       <w:bookmarkEnd w:id="3"/>
+      <w:proofErr w:type="spellEnd"/>
     </w:p>
     <w:p>
       <w:pPr>
@@ -2237,7 +2299,7 @@
     </w:p>
     <w:p>
       <w:pPr>
-        <w:pStyle w:val="Heading2"/>
+        <w:pStyle w:val="Kop2"/>
         <w:rPr>
           <w:b/>
           <w:bCs/>
@@ -2366,36 +2428,48 @@
         </w:rPr>
       </w:pPr>
     </w:p>
-    <w:p/>
-    <w:p>
-      <w:pPr>
-        <w:pStyle w:val="Heading1"/>
+    <w:p>
+      <w:pPr>
+        <w:rPr>
+          <w:lang w:val="nl-NL"/>
+        </w:rPr>
+      </w:pPr>
+    </w:p>
+    <w:p>
+      <w:pPr>
+        <w:pStyle w:val="Kop1"/>
+        <w:rPr>
+          <w:lang w:val="nl-NL"/>
+        </w:rPr>
       </w:pPr>
       <w:bookmarkStart w:id="5" w:name="_Toc220874114"/>
     </w:p>
     <w:p>
       <w:pPr>
-        <w:pStyle w:val="Heading1"/>
-      </w:pPr>
-    </w:p>
-    <w:p>
-      <w:pPr>
-        <w:pStyle w:val="Heading1"/>
+        <w:pStyle w:val="Kop1"/>
+        <w:rPr>
+          <w:lang w:val="nl-NL"/>
+        </w:rPr>
+      </w:pPr>
+    </w:p>
+    <w:p>
+      <w:pPr>
+        <w:pStyle w:val="Kop1"/>
         <w:rPr>
           <w:b/>
           <w:bCs/>
-        </w:rPr>
-      </w:pPr>
-      <w:proofErr w:type="spellStart"/>
+          <w:lang w:val="nl-NL"/>
+        </w:rPr>
+      </w:pPr>
       <w:r>
         <w:rPr>
           <w:b/>
           <w:bCs/>
+          <w:lang w:val="nl-NL"/>
         </w:rPr>
         <w:t>Kalibratie</w:t>
       </w:r>
       <w:bookmarkEnd w:id="5"/>
-      <w:proofErr w:type="spellEnd"/>
     </w:p>
     <w:p>
       <w:pPr>
@@ -2514,7 +2588,7 @@
     </w:p>
     <w:p>
       <w:pPr>
-        <w:pStyle w:val="Heading2"/>
+        <w:pStyle w:val="Kop2"/>
         <w:rPr>
           <w:b/>
           <w:bCs/>
@@ -2984,7 +3058,7 @@
     </w:p>
     <w:p>
       <w:pPr>
-        <w:pStyle w:val="ListParagraph"/>
+        <w:pStyle w:val="Lijstalinea"/>
         <w:numPr>
           <w:ilvl w:val="0"/>
           <w:numId w:val="1"/>
@@ -3002,7 +3076,7 @@
     </w:p>
     <w:p>
       <w:pPr>
-        <w:pStyle w:val="ListParagraph"/>
+        <w:pStyle w:val="Lijstalinea"/>
         <w:numPr>
           <w:ilvl w:val="0"/>
           <w:numId w:val="1"/>
@@ -3020,7 +3094,7 @@
     </w:p>
     <w:p>
       <w:pPr>
-        <w:pStyle w:val="ListParagraph"/>
+        <w:pStyle w:val="Lijstalinea"/>
         <w:numPr>
           <w:ilvl w:val="0"/>
           <w:numId w:val="1"/>
@@ -3038,7 +3112,7 @@
     </w:p>
     <w:p>
       <w:pPr>
-        <w:pStyle w:val="ListParagraph"/>
+        <w:pStyle w:val="Lijstalinea"/>
         <w:numPr>
           <w:ilvl w:val="0"/>
           <w:numId w:val="1"/>
@@ -3063,7 +3137,7 @@
     </w:p>
     <w:p>
       <w:pPr>
-        <w:pStyle w:val="Heading2"/>
+        <w:pStyle w:val="Kop2"/>
         <w:rPr>
           <w:b/>
           <w:bCs/>
@@ -3422,19 +3496,7 @@
         <w:rPr>
           <w:lang w:val="nl-NL"/>
         </w:rPr>
-        <w:t xml:space="preserve">point: het punt waar de optische as het beeldvlak snijdt. In een </w:t>
-      </w:r>
-      <w:r>
-        <w:rPr>
-          <w:lang w:val="nl-NL"/>
-        </w:rPr>
-        <w:t>ideaalmodel</w:t>
-      </w:r>
-      <w:r>
-        <w:rPr>
-          <w:lang w:val="nl-NL"/>
-        </w:rPr>
-        <w:t xml:space="preserve"> ligt dit in het geometrische midden van het beeld, maar in de praktijk kan het afwijken door toleranties in </w:t>
+        <w:t xml:space="preserve">point: het punt waar de optische as het beeldvlak snijdt. In een ideaalmodel ligt dit in het geometrische midden van het beeld, maar in de praktijk kan het afwijken door toleranties in </w:t>
       </w:r>
       <w:r>
         <w:rPr>
@@ -3467,7 +3529,7 @@
     </w:p>
     <w:p>
       <w:pPr>
-        <w:pStyle w:val="Heading2"/>
+        <w:pStyle w:val="Kop2"/>
         <w:rPr>
           <w:b/>
           <w:bCs/>
@@ -3550,15 +3612,7 @@
           <w:bCs/>
           <w:lang w:val="nl-NL"/>
         </w:rPr>
-        <w:t>Radiale</w:t>
-      </w:r>
-      <w:r>
-        <w:rPr>
-          <w:b/>
-          <w:bCs/>
-          <w:lang w:val="nl-NL"/>
-        </w:rPr>
-        <w:t xml:space="preserve"> vervorming</w:t>
+        <w:t>Radiale vervorming</w:t>
       </w:r>
       <w:r>
         <w:rPr>
@@ -3597,15 +3651,7 @@
           <w:bCs/>
           <w:lang w:val="nl-NL"/>
         </w:rPr>
-        <w:t>Tangentiële</w:t>
-      </w:r>
-      <w:r>
-        <w:rPr>
-          <w:b/>
-          <w:bCs/>
-          <w:lang w:val="nl-NL"/>
-        </w:rPr>
-        <w:t xml:space="preserve"> vervorming</w:t>
+        <w:t>Tangentiële vervorming</w:t>
       </w:r>
       <w:r>
         <w:rPr>
@@ -3704,7 +3750,6 @@
         <w:t xml:space="preserve"> is noodzakelijk omdat stereovisie rechtstreeks werkt met pixelposities: een kleine systematische vervorming in </w:t>
       </w:r>
       <w:proofErr w:type="spellStart"/>
-      <w:proofErr w:type="gramStart"/>
       <w:r>
         <w:rPr>
           <w:lang w:val="nl-NL"/>
@@ -3712,7 +3757,6 @@
         <w:t>u,v</w:t>
       </w:r>
       <w:proofErr w:type="spellEnd"/>
-      <w:proofErr w:type="gramEnd"/>
       <w:r>
         <w:rPr>
           <w:lang w:val="nl-NL"/>
@@ -3763,6 +3807,7 @@
       </w:pPr>
       <w:r>
         <w:rPr>
+          <w:noProof/>
           <w:lang w:val="nl-NL"/>
         </w:rPr>
         <w:drawing>
@@ -3850,7 +3895,7 @@
           <w:iCs/>
           <w:color w:val="7F7F7F" w:themeColor="text1" w:themeTint="80"/>
         </w:rPr>
-        <w:t>docs.opencv.org</w:t>
+        <w:t>docs.opencv.org Camera calibration and 3D reconstruc</w:t>
       </w:r>
       <w:r>
         <w:rPr>
@@ -3858,7 +3903,7 @@
           <w:iCs/>
           <w:color w:val="7F7F7F" w:themeColor="text1" w:themeTint="80"/>
         </w:rPr>
-        <w:t xml:space="preserve"> Camera calibration and 3D reconstruc</w:t>
+        <w:t>tion</w:t>
       </w:r>
       <w:r>
         <w:rPr>
@@ -3866,14 +3911,6 @@
           <w:iCs/>
           <w:color w:val="7F7F7F" w:themeColor="text1" w:themeTint="80"/>
         </w:rPr>
-        <w:t>tion</w:t>
-      </w:r>
-      <w:r>
-        <w:rPr>
-          <w:i/>
-          <w:iCs/>
-          <w:color w:val="7F7F7F" w:themeColor="text1" w:themeTint="80"/>
-        </w:rPr>
         <w:t xml:space="preserve">) </w:t>
       </w:r>
       <w:r>
@@ -3900,29 +3937,22 @@
     <w:p/>
     <w:p>
       <w:pPr>
-        <w:pStyle w:val="Heading2"/>
+        <w:pStyle w:val="Kop2"/>
         <w:rPr>
           <w:b/>
           <w:bCs/>
+          <w:lang w:val="nl-NL"/>
         </w:rPr>
       </w:pPr>
       <w:bookmarkStart w:id="9" w:name="_Toc220874118"/>
-      <w:proofErr w:type="spellStart"/>
       <w:r>
         <w:rPr>
           <w:b/>
           <w:bCs/>
+          <w:lang w:val="nl-NL"/>
         </w:rPr>
         <w:lastRenderedPageBreak/>
-        <w:t>Extrinsieke</w:t>
-      </w:r>
-      <w:proofErr w:type="spellEnd"/>
-      <w:r>
-        <w:rPr>
-          <w:b/>
-          <w:bCs/>
-        </w:rPr>
-        <w:t xml:space="preserve"> parameters</w:t>
+        <w:t>Extrinsieke parameters</w:t>
       </w:r>
       <w:bookmarkEnd w:id="9"/>
     </w:p>
@@ -4264,7 +4294,7 @@
     </w:p>
     <w:p>
       <w:pPr>
-        <w:pStyle w:val="Heading1"/>
+        <w:pStyle w:val="Kop1"/>
         <w:rPr>
           <w:b/>
           <w:bCs/>
@@ -4284,7 +4314,7 @@
     </w:p>
     <w:p>
       <w:pPr>
-        <w:pStyle w:val="NormalWeb"/>
+        <w:pStyle w:val="Normaalweb"/>
         <w:numPr>
           <w:ilvl w:val="0"/>
           <w:numId w:val="1"/>
@@ -4360,7 +4390,7 @@
     </w:p>
     <w:p>
       <w:pPr>
-        <w:pStyle w:val="NormalWeb"/>
+        <w:pStyle w:val="Normaalweb"/>
         <w:spacing w:before="0" w:beforeAutospacing="0" w:after="0" w:afterAutospacing="0" w:line="480" w:lineRule="atLeast"/>
         <w:ind w:left="720" w:hanging="720"/>
         <w:rPr>
@@ -4379,7 +4409,7 @@
     </w:p>
     <w:p>
       <w:pPr>
-        <w:pStyle w:val="NormalWeb"/>
+        <w:pStyle w:val="Normaalweb"/>
         <w:spacing w:before="0" w:beforeAutospacing="0" w:after="0" w:afterAutospacing="0" w:line="480" w:lineRule="atLeast"/>
         <w:ind w:left="720" w:hanging="720"/>
         <w:rPr>
@@ -4389,7 +4419,7 @@
     </w:p>
     <w:p>
       <w:pPr>
-        <w:pStyle w:val="NormalWeb"/>
+        <w:pStyle w:val="Normaalweb"/>
         <w:numPr>
           <w:ilvl w:val="0"/>
           <w:numId w:val="1"/>
@@ -4446,7 +4476,7 @@
     </w:p>
     <w:p>
       <w:pPr>
-        <w:pStyle w:val="NormalWeb"/>
+        <w:pStyle w:val="Normaalweb"/>
         <w:spacing w:before="0" w:beforeAutospacing="0" w:after="0" w:afterAutospacing="0" w:line="480" w:lineRule="atLeast"/>
         <w:ind w:left="720" w:hanging="720"/>
         <w:rPr>
@@ -4465,7 +4495,7 @@
     </w:p>
     <w:p>
       <w:pPr>
-        <w:pStyle w:val="NormalWeb"/>
+        <w:pStyle w:val="Normaalweb"/>
         <w:spacing w:before="0" w:beforeAutospacing="0" w:after="0" w:afterAutospacing="0" w:line="480" w:lineRule="atLeast"/>
         <w:ind w:left="720" w:hanging="720"/>
         <w:rPr>
@@ -4475,7 +4505,7 @@
     </w:p>
     <w:p>
       <w:pPr>
-        <w:pStyle w:val="NormalWeb"/>
+        <w:pStyle w:val="Normaalweb"/>
         <w:numPr>
           <w:ilvl w:val="0"/>
           <w:numId w:val="1"/>
@@ -4532,7 +4562,7 @@
     </w:p>
     <w:p>
       <w:pPr>
-        <w:pStyle w:val="NormalWeb"/>
+        <w:pStyle w:val="Normaalweb"/>
         <w:spacing w:before="0" w:beforeAutospacing="0" w:after="0" w:afterAutospacing="0" w:line="480" w:lineRule="atLeast"/>
         <w:ind w:left="720" w:hanging="720"/>
         <w:rPr>
@@ -4551,7 +4581,7 @@
     </w:p>
     <w:p>
       <w:pPr>
-        <w:pStyle w:val="NormalWeb"/>
+        <w:pStyle w:val="Normaalweb"/>
         <w:spacing w:before="0" w:beforeAutospacing="0" w:after="0" w:afterAutospacing="0" w:line="480" w:lineRule="atLeast"/>
         <w:ind w:left="720" w:hanging="720"/>
         <w:rPr>
@@ -4561,7 +4591,7 @@
     </w:p>
     <w:p>
       <w:pPr>
-        <w:pStyle w:val="NormalWeb"/>
+        <w:pStyle w:val="Normaalweb"/>
         <w:numPr>
           <w:ilvl w:val="0"/>
           <w:numId w:val="1"/>
@@ -4607,7 +4637,7 @@
     </w:p>
     <w:p>
       <w:pPr>
-        <w:pStyle w:val="NormalWeb"/>
+        <w:pStyle w:val="Normaalweb"/>
         <w:spacing w:before="0" w:beforeAutospacing="0" w:after="0" w:afterAutospacing="0" w:line="480" w:lineRule="atLeast"/>
         <w:ind w:left="720" w:hanging="720"/>
         <w:rPr>
@@ -4626,7 +4656,7 @@
     </w:p>
     <w:p>
       <w:pPr>
-        <w:pStyle w:val="NormalWeb"/>
+        <w:pStyle w:val="Normaalweb"/>
         <w:spacing w:before="0" w:beforeAutospacing="0" w:after="0" w:afterAutospacing="0" w:line="480" w:lineRule="atLeast"/>
         <w:ind w:left="720" w:hanging="720"/>
         <w:rPr>
@@ -4636,7 +4666,7 @@
     </w:p>
     <w:p>
       <w:pPr>
-        <w:pStyle w:val="NormalWeb"/>
+        <w:pStyle w:val="Normaalweb"/>
         <w:numPr>
           <w:ilvl w:val="0"/>
           <w:numId w:val="1"/>
@@ -4699,7 +4729,7 @@
     </w:p>
     <w:p>
       <w:pPr>
-        <w:pStyle w:val="NormalWeb"/>
+        <w:pStyle w:val="Normaalweb"/>
         <w:spacing w:before="0" w:beforeAutospacing="0" w:after="0" w:afterAutospacing="0" w:line="480" w:lineRule="atLeast"/>
         <w:ind w:left="720" w:hanging="720"/>
         <w:rPr>
@@ -4805,7 +4835,7 @@
     </w:p>
     <w:p>
       <w:pPr>
-        <w:pStyle w:val="Heading1"/>
+        <w:pStyle w:val="Kop1"/>
         <w:rPr>
           <w:b/>
           <w:bCs/>
@@ -4825,19 +4855,19 @@
     </w:p>
     <w:tbl>
       <w:tblPr>
-        <w:tblStyle w:val="TableGrid"/>
+        <w:tblStyle w:val="Tabelraster"/>
         <w:tblW w:w="0" w:type="auto"/>
         <w:tblLook w:val="04A0" w:firstRow="1" w:lastRow="0" w:firstColumn="1" w:lastColumn="0" w:noHBand="0" w:noVBand="1"/>
       </w:tblPr>
       <w:tblGrid>
-        <w:gridCol w:w="3116"/>
-        <w:gridCol w:w="3117"/>
-        <w:gridCol w:w="3117"/>
+        <w:gridCol w:w="988"/>
+        <w:gridCol w:w="6945"/>
+        <w:gridCol w:w="1417"/>
       </w:tblGrid>
       <w:tr>
         <w:tc>
           <w:tcPr>
-            <w:tcW w:w="3116" w:type="dxa"/>
+            <w:tcW w:w="988" w:type="dxa"/>
           </w:tcPr>
           <w:p>
             <w:r>
@@ -4847,7 +4877,7 @@
         </w:tc>
         <w:tc>
           <w:tcPr>
-            <w:tcW w:w="3117" w:type="dxa"/>
+            <w:tcW w:w="6945" w:type="dxa"/>
           </w:tcPr>
           <w:p>
             <w:r>
@@ -4860,7 +4890,7 @@
         </w:tc>
         <w:tc>
           <w:tcPr>
-            <w:tcW w:w="3117" w:type="dxa"/>
+            <w:tcW w:w="1417" w:type="dxa"/>
           </w:tcPr>
           <w:p>
             <w:r>
@@ -4872,7 +4902,7 @@
       <w:tr>
         <w:tc>
           <w:tcPr>
-            <w:tcW w:w="3116" w:type="dxa"/>
+            <w:tcW w:w="988" w:type="dxa"/>
           </w:tcPr>
           <w:p>
             <w:r>
@@ -4882,7 +4912,7 @@
         </w:tc>
         <w:tc>
           <w:tcPr>
-            <w:tcW w:w="3117" w:type="dxa"/>
+            <w:tcW w:w="6945" w:type="dxa"/>
           </w:tcPr>
           <w:p>
             <w:proofErr w:type="spellStart"/>
@@ -4910,7 +4940,7 @@
         </w:tc>
         <w:tc>
           <w:tcPr>
-            <w:tcW w:w="3117" w:type="dxa"/>
+            <w:tcW w:w="1417" w:type="dxa"/>
           </w:tcPr>
           <w:p>
             <w:r>
@@ -4922,7 +4952,7 @@
       <w:tr>
         <w:tc>
           <w:tcPr>
-            <w:tcW w:w="3116" w:type="dxa"/>
+            <w:tcW w:w="988" w:type="dxa"/>
           </w:tcPr>
           <w:p>
             <w:r>
@@ -4932,7 +4962,7 @@
         </w:tc>
         <w:tc>
           <w:tcPr>
-            <w:tcW w:w="3117" w:type="dxa"/>
+            <w:tcW w:w="6945" w:type="dxa"/>
           </w:tcPr>
           <w:p>
             <w:pPr>
@@ -4950,7 +4980,7 @@
         </w:tc>
         <w:tc>
           <w:tcPr>
-            <w:tcW w:w="3117" w:type="dxa"/>
+            <w:tcW w:w="1417" w:type="dxa"/>
           </w:tcPr>
           <w:p>
             <w:r>
@@ -4962,21 +4992,21 @@
     </w:tbl>
     <w:p>
       <w:pPr>
-        <w:pStyle w:val="NormalWeb"/>
+        <w:pStyle w:val="Normaalweb"/>
         <w:spacing w:before="0" w:beforeAutospacing="0" w:after="0" w:afterAutospacing="0" w:line="480" w:lineRule="atLeast"/>
         <w:ind w:left="720" w:hanging="720"/>
       </w:pPr>
     </w:p>
     <w:p>
       <w:pPr>
-        <w:pStyle w:val="NormalWeb"/>
+        <w:pStyle w:val="Normaalweb"/>
         <w:spacing w:before="0" w:beforeAutospacing="0" w:after="0" w:afterAutospacing="0" w:line="480" w:lineRule="atLeast"/>
         <w:ind w:left="720" w:hanging="720"/>
       </w:pPr>
     </w:p>
     <w:p>
       <w:pPr>
-        <w:pStyle w:val="NormalWeb"/>
+        <w:pStyle w:val="Normaalweb"/>
         <w:spacing w:before="0" w:beforeAutospacing="0" w:after="0" w:afterAutospacing="0" w:line="480" w:lineRule="atLeast"/>
         <w:ind w:left="720" w:hanging="720"/>
         <w:rPr>
@@ -5778,16 +5808,16 @@
     <w:lsdException w:name="Unresolved Mention" w:semiHidden="1" w:unhideWhenUsed="1"/>
     <w:lsdException w:name="Smart Link" w:semiHidden="1" w:unhideWhenUsed="1"/>
   </w:latentStyles>
-  <w:style w:type="paragraph" w:default="1" w:styleId="Normal">
+  <w:style w:type="paragraph" w:default="1" w:styleId="Standaard">
     <w:name w:val="Normal"/>
     <w:qFormat/>
     <w:rsid w:val="006740C6"/>
   </w:style>
-  <w:style w:type="paragraph" w:styleId="Heading1">
+  <w:style w:type="paragraph" w:styleId="Kop1">
     <w:name w:val="heading 1"/>
-    <w:basedOn w:val="Normal"/>
-    <w:next w:val="Normal"/>
-    <w:link w:val="Heading1Char"/>
+    <w:basedOn w:val="Standaard"/>
+    <w:next w:val="Standaard"/>
+    <w:link w:val="Kop1Char"/>
     <w:uiPriority w:val="9"/>
     <w:qFormat/>
     <w:rsid w:val="006740C6"/>
@@ -5804,11 +5834,11 @@
       <w:szCs w:val="40"/>
     </w:rPr>
   </w:style>
-  <w:style w:type="paragraph" w:styleId="Heading2">
+  <w:style w:type="paragraph" w:styleId="Kop2">
     <w:name w:val="heading 2"/>
-    <w:basedOn w:val="Normal"/>
-    <w:next w:val="Normal"/>
-    <w:link w:val="Heading2Char"/>
+    <w:basedOn w:val="Standaard"/>
+    <w:next w:val="Standaard"/>
+    <w:link w:val="Kop2Char"/>
     <w:uiPriority w:val="9"/>
     <w:unhideWhenUsed/>
     <w:qFormat/>
@@ -5826,11 +5856,11 @@
       <w:szCs w:val="32"/>
     </w:rPr>
   </w:style>
-  <w:style w:type="paragraph" w:styleId="Heading3">
+  <w:style w:type="paragraph" w:styleId="Kop3">
     <w:name w:val="heading 3"/>
-    <w:basedOn w:val="Normal"/>
-    <w:next w:val="Normal"/>
-    <w:link w:val="Heading3Char"/>
+    <w:basedOn w:val="Standaard"/>
+    <w:next w:val="Standaard"/>
+    <w:link w:val="Kop3Char"/>
     <w:uiPriority w:val="9"/>
     <w:semiHidden/>
     <w:unhideWhenUsed/>
@@ -5849,11 +5879,11 @@
       <w:szCs w:val="28"/>
     </w:rPr>
   </w:style>
-  <w:style w:type="paragraph" w:styleId="Heading4">
+  <w:style w:type="paragraph" w:styleId="Kop4">
     <w:name w:val="heading 4"/>
-    <w:basedOn w:val="Normal"/>
-    <w:next w:val="Normal"/>
-    <w:link w:val="Heading4Char"/>
+    <w:basedOn w:val="Standaard"/>
+    <w:next w:val="Standaard"/>
+    <w:link w:val="Kop4Char"/>
     <w:uiPriority w:val="9"/>
     <w:semiHidden/>
     <w:unhideWhenUsed/>
@@ -5872,11 +5902,11 @@
       <w:color w:val="0F4761" w:themeColor="accent1" w:themeShade="BF"/>
     </w:rPr>
   </w:style>
-  <w:style w:type="paragraph" w:styleId="Heading5">
+  <w:style w:type="paragraph" w:styleId="Kop5">
     <w:name w:val="heading 5"/>
-    <w:basedOn w:val="Normal"/>
-    <w:next w:val="Normal"/>
-    <w:link w:val="Heading5Char"/>
+    <w:basedOn w:val="Standaard"/>
+    <w:next w:val="Standaard"/>
+    <w:link w:val="Kop5Char"/>
     <w:uiPriority w:val="9"/>
     <w:semiHidden/>
     <w:unhideWhenUsed/>
@@ -5893,11 +5923,11 @@
       <w:color w:val="0F4761" w:themeColor="accent1" w:themeShade="BF"/>
     </w:rPr>
   </w:style>
-  <w:style w:type="paragraph" w:styleId="Heading6">
+  <w:style w:type="paragraph" w:styleId="Kop6">
     <w:name w:val="heading 6"/>
-    <w:basedOn w:val="Normal"/>
-    <w:next w:val="Normal"/>
-    <w:link w:val="Heading6Char"/>
+    <w:basedOn w:val="Standaard"/>
+    <w:next w:val="Standaard"/>
+    <w:link w:val="Kop6Char"/>
     <w:uiPriority w:val="9"/>
     <w:semiHidden/>
     <w:unhideWhenUsed/>
@@ -5916,11 +5946,11 @@
       <w:color w:val="595959" w:themeColor="text1" w:themeTint="A6"/>
     </w:rPr>
   </w:style>
-  <w:style w:type="paragraph" w:styleId="Heading7">
+  <w:style w:type="paragraph" w:styleId="Kop7">
     <w:name w:val="heading 7"/>
-    <w:basedOn w:val="Normal"/>
-    <w:next w:val="Normal"/>
-    <w:link w:val="Heading7Char"/>
+    <w:basedOn w:val="Standaard"/>
+    <w:next w:val="Standaard"/>
+    <w:link w:val="Kop7Char"/>
     <w:uiPriority w:val="9"/>
     <w:semiHidden/>
     <w:unhideWhenUsed/>
@@ -5937,11 +5967,11 @@
       <w:color w:val="595959" w:themeColor="text1" w:themeTint="A6"/>
     </w:rPr>
   </w:style>
-  <w:style w:type="paragraph" w:styleId="Heading8">
+  <w:style w:type="paragraph" w:styleId="Kop8">
     <w:name w:val="heading 8"/>
-    <w:basedOn w:val="Normal"/>
-    <w:next w:val="Normal"/>
-    <w:link w:val="Heading8Char"/>
+    <w:basedOn w:val="Standaard"/>
+    <w:next w:val="Standaard"/>
+    <w:link w:val="Kop8Char"/>
     <w:uiPriority w:val="9"/>
     <w:semiHidden/>
     <w:unhideWhenUsed/>
@@ -5960,11 +5990,11 @@
       <w:color w:val="272727" w:themeColor="text1" w:themeTint="D8"/>
     </w:rPr>
   </w:style>
-  <w:style w:type="paragraph" w:styleId="Heading9">
+  <w:style w:type="paragraph" w:styleId="Kop9">
     <w:name w:val="heading 9"/>
-    <w:basedOn w:val="Normal"/>
-    <w:next w:val="Normal"/>
-    <w:link w:val="Heading9Char"/>
+    <w:basedOn w:val="Standaard"/>
+    <w:next w:val="Standaard"/>
+    <w:link w:val="Kop9Char"/>
     <w:uiPriority w:val="9"/>
     <w:semiHidden/>
     <w:unhideWhenUsed/>
@@ -5981,12 +6011,13 @@
       <w:color w:val="272727" w:themeColor="text1" w:themeTint="D8"/>
     </w:rPr>
   </w:style>
-  <w:style w:type="character" w:default="1" w:styleId="DefaultParagraphFont">
+  <w:style w:type="character" w:default="1" w:styleId="Standaardalinea-lettertype">
     <w:name w:val="Default Paragraph Font"/>
     <w:uiPriority w:val="1"/>
+    <w:semiHidden/>
     <w:unhideWhenUsed/>
   </w:style>
-  <w:style w:type="table" w:default="1" w:styleId="TableNormal">
+  <w:style w:type="table" w:default="1" w:styleId="Standaardtabel">
     <w:name w:val="Normal Table"/>
     <w:uiPriority w:val="99"/>
     <w:semiHidden/>
@@ -6001,16 +6032,16 @@
       </w:tblCellMar>
     </w:tblPr>
   </w:style>
-  <w:style w:type="numbering" w:default="1" w:styleId="NoList">
+  <w:style w:type="numbering" w:default="1" w:styleId="Geenlijst">
     <w:name w:val="No List"/>
     <w:uiPriority w:val="99"/>
     <w:semiHidden/>
     <w:unhideWhenUsed/>
   </w:style>
-  <w:style w:type="character" w:customStyle="1" w:styleId="Heading1Char">
-    <w:name w:val="Heading 1 Char"/>
-    <w:basedOn w:val="DefaultParagraphFont"/>
-    <w:link w:val="Heading1"/>
+  <w:style w:type="character" w:customStyle="1" w:styleId="Kop1Char">
+    <w:name w:val="Kop 1 Char"/>
+    <w:basedOn w:val="Standaardalinea-lettertype"/>
+    <w:link w:val="Kop1"/>
     <w:uiPriority w:val="9"/>
     <w:rsid w:val="006740C6"/>
     <w:rPr>
@@ -6020,10 +6051,10 @@
       <w:szCs w:val="40"/>
     </w:rPr>
   </w:style>
-  <w:style w:type="character" w:customStyle="1" w:styleId="Heading2Char">
-    <w:name w:val="Heading 2 Char"/>
-    <w:basedOn w:val="DefaultParagraphFont"/>
-    <w:link w:val="Heading2"/>
+  <w:style w:type="character" w:customStyle="1" w:styleId="Kop2Char">
+    <w:name w:val="Kop 2 Char"/>
+    <w:basedOn w:val="Standaardalinea-lettertype"/>
+    <w:link w:val="Kop2"/>
     <w:uiPriority w:val="9"/>
     <w:rsid w:val="006740C6"/>
     <w:rPr>
@@ -6033,10 +6064,10 @@
       <w:szCs w:val="32"/>
     </w:rPr>
   </w:style>
-  <w:style w:type="character" w:customStyle="1" w:styleId="Heading3Char">
-    <w:name w:val="Heading 3 Char"/>
-    <w:basedOn w:val="DefaultParagraphFont"/>
-    <w:link w:val="Heading3"/>
+  <w:style w:type="character" w:customStyle="1" w:styleId="Kop3Char">
+    <w:name w:val="Kop 3 Char"/>
+    <w:basedOn w:val="Standaardalinea-lettertype"/>
+    <w:link w:val="Kop3"/>
     <w:uiPriority w:val="9"/>
     <w:semiHidden/>
     <w:rsid w:val="006740C6"/>
@@ -6047,10 +6078,10 @@
       <w:szCs w:val="28"/>
     </w:rPr>
   </w:style>
-  <w:style w:type="character" w:customStyle="1" w:styleId="Heading4Char">
-    <w:name w:val="Heading 4 Char"/>
-    <w:basedOn w:val="DefaultParagraphFont"/>
-    <w:link w:val="Heading4"/>
+  <w:style w:type="character" w:customStyle="1" w:styleId="Kop4Char">
+    <w:name w:val="Kop 4 Char"/>
+    <w:basedOn w:val="Standaardalinea-lettertype"/>
+    <w:link w:val="Kop4"/>
     <w:uiPriority w:val="9"/>
     <w:semiHidden/>
     <w:rsid w:val="006740C6"/>
@@ -6061,10 +6092,10 @@
       <w:color w:val="0F4761" w:themeColor="accent1" w:themeShade="BF"/>
     </w:rPr>
   </w:style>
-  <w:style w:type="character" w:customStyle="1" w:styleId="Heading5Char">
-    <w:name w:val="Heading 5 Char"/>
-    <w:basedOn w:val="DefaultParagraphFont"/>
-    <w:link w:val="Heading5"/>
+  <w:style w:type="character" w:customStyle="1" w:styleId="Kop5Char">
+    <w:name w:val="Kop 5 Char"/>
+    <w:basedOn w:val="Standaardalinea-lettertype"/>
+    <w:link w:val="Kop5"/>
     <w:uiPriority w:val="9"/>
     <w:semiHidden/>
     <w:rsid w:val="006740C6"/>
@@ -6073,10 +6104,10 @@
       <w:color w:val="0F4761" w:themeColor="accent1" w:themeShade="BF"/>
     </w:rPr>
   </w:style>
-  <w:style w:type="character" w:customStyle="1" w:styleId="Heading6Char">
-    <w:name w:val="Heading 6 Char"/>
-    <w:basedOn w:val="DefaultParagraphFont"/>
-    <w:link w:val="Heading6"/>
+  <w:style w:type="character" w:customStyle="1" w:styleId="Kop6Char">
+    <w:name w:val="Kop 6 Char"/>
+    <w:basedOn w:val="Standaardalinea-lettertype"/>
+    <w:link w:val="Kop6"/>
     <w:uiPriority w:val="9"/>
     <w:semiHidden/>
     <w:rsid w:val="006740C6"/>
@@ -6087,10 +6118,10 @@
       <w:color w:val="595959" w:themeColor="text1" w:themeTint="A6"/>
     </w:rPr>
   </w:style>
-  <w:style w:type="character" w:customStyle="1" w:styleId="Heading7Char">
-    <w:name w:val="Heading 7 Char"/>
-    <w:basedOn w:val="DefaultParagraphFont"/>
-    <w:link w:val="Heading7"/>
+  <w:style w:type="character" w:customStyle="1" w:styleId="Kop7Char">
+    <w:name w:val="Kop 7 Char"/>
+    <w:basedOn w:val="Standaardalinea-lettertype"/>
+    <w:link w:val="Kop7"/>
     <w:uiPriority w:val="9"/>
     <w:semiHidden/>
     <w:rsid w:val="006740C6"/>
@@ -6099,10 +6130,10 @@
       <w:color w:val="595959" w:themeColor="text1" w:themeTint="A6"/>
     </w:rPr>
   </w:style>
-  <w:style w:type="character" w:customStyle="1" w:styleId="Heading8Char">
-    <w:name w:val="Heading 8 Char"/>
-    <w:basedOn w:val="DefaultParagraphFont"/>
-    <w:link w:val="Heading8"/>
+  <w:style w:type="character" w:customStyle="1" w:styleId="Kop8Char">
+    <w:name w:val="Kop 8 Char"/>
+    <w:basedOn w:val="Standaardalinea-lettertype"/>
+    <w:link w:val="Kop8"/>
     <w:uiPriority w:val="9"/>
     <w:semiHidden/>
     <w:rsid w:val="006740C6"/>
@@ -6113,10 +6144,10 @@
       <w:color w:val="272727" w:themeColor="text1" w:themeTint="D8"/>
     </w:rPr>
   </w:style>
-  <w:style w:type="character" w:customStyle="1" w:styleId="Heading9Char">
-    <w:name w:val="Heading 9 Char"/>
-    <w:basedOn w:val="DefaultParagraphFont"/>
-    <w:link w:val="Heading9"/>
+  <w:style w:type="character" w:customStyle="1" w:styleId="Kop9Char">
+    <w:name w:val="Kop 9 Char"/>
+    <w:basedOn w:val="Standaardalinea-lettertype"/>
+    <w:link w:val="Kop9"/>
     <w:uiPriority w:val="9"/>
     <w:semiHidden/>
     <w:rsid w:val="006740C6"/>
@@ -6125,11 +6156,11 @@
       <w:color w:val="272727" w:themeColor="text1" w:themeTint="D8"/>
     </w:rPr>
   </w:style>
-  <w:style w:type="paragraph" w:styleId="Title">
+  <w:style w:type="paragraph" w:styleId="Titel">
     <w:name w:val="Title"/>
-    <w:basedOn w:val="Normal"/>
-    <w:next w:val="Normal"/>
-    <w:link w:val="TitleChar"/>
+    <w:basedOn w:val="Standaard"/>
+    <w:next w:val="Standaard"/>
+    <w:link w:val="TitelChar"/>
     <w:uiPriority w:val="10"/>
     <w:qFormat/>
     <w:rsid w:val="006740C6"/>
@@ -6145,10 +6176,10 @@
       <w:szCs w:val="56"/>
     </w:rPr>
   </w:style>
-  <w:style w:type="character" w:customStyle="1" w:styleId="TitleChar">
-    <w:name w:val="Title Char"/>
-    <w:basedOn w:val="DefaultParagraphFont"/>
-    <w:link w:val="Title"/>
+  <w:style w:type="character" w:customStyle="1" w:styleId="TitelChar">
+    <w:name w:val="Titel Char"/>
+    <w:basedOn w:val="Standaardalinea-lettertype"/>
+    <w:link w:val="Titel"/>
     <w:uiPriority w:val="10"/>
     <w:rsid w:val="006740C6"/>
     <w:rPr>
@@ -6159,11 +6190,11 @@
       <w:szCs w:val="56"/>
     </w:rPr>
   </w:style>
-  <w:style w:type="paragraph" w:styleId="Subtitle">
+  <w:style w:type="paragraph" w:styleId="Ondertitel">
     <w:name w:val="Subtitle"/>
-    <w:basedOn w:val="Normal"/>
-    <w:next w:val="Normal"/>
-    <w:link w:val="SubtitleChar"/>
+    <w:basedOn w:val="Standaard"/>
+    <w:next w:val="Standaard"/>
+    <w:link w:val="OndertitelChar"/>
     <w:uiPriority w:val="11"/>
     <w:qFormat/>
     <w:rsid w:val="006740C6"/>
@@ -6180,10 +6211,10 @@
       <w:szCs w:val="28"/>
     </w:rPr>
   </w:style>
-  <w:style w:type="character" w:customStyle="1" w:styleId="SubtitleChar">
-    <w:name w:val="Subtitle Char"/>
-    <w:basedOn w:val="DefaultParagraphFont"/>
-    <w:link w:val="Subtitle"/>
+  <w:style w:type="character" w:customStyle="1" w:styleId="OndertitelChar">
+    <w:name w:val="Ondertitel Char"/>
+    <w:basedOn w:val="Standaardalinea-lettertype"/>
+    <w:link w:val="Ondertitel"/>
     <w:uiPriority w:val="11"/>
     <w:rsid w:val="006740C6"/>
     <w:rPr>
@@ -6194,11 +6225,11 @@
       <w:szCs w:val="28"/>
     </w:rPr>
   </w:style>
-  <w:style w:type="paragraph" w:styleId="Quote">
+  <w:style w:type="paragraph" w:styleId="Citaat">
     <w:name w:val="Quote"/>
-    <w:basedOn w:val="Normal"/>
-    <w:next w:val="Normal"/>
-    <w:link w:val="QuoteChar"/>
+    <w:basedOn w:val="Standaard"/>
+    <w:next w:val="Standaard"/>
+    <w:link w:val="CitaatChar"/>
     <w:uiPriority w:val="29"/>
     <w:qFormat/>
     <w:rsid w:val="006740C6"/>
@@ -6212,10 +6243,10 @@
       <w:color w:val="404040" w:themeColor="text1" w:themeTint="BF"/>
     </w:rPr>
   </w:style>
-  <w:style w:type="character" w:customStyle="1" w:styleId="QuoteChar">
-    <w:name w:val="Quote Char"/>
-    <w:basedOn w:val="DefaultParagraphFont"/>
-    <w:link w:val="Quote"/>
+  <w:style w:type="character" w:customStyle="1" w:styleId="CitaatChar">
+    <w:name w:val="Citaat Char"/>
+    <w:basedOn w:val="Standaardalinea-lettertype"/>
+    <w:link w:val="Citaat"/>
     <w:uiPriority w:val="29"/>
     <w:rsid w:val="006740C6"/>
     <w:rPr>
@@ -6224,9 +6255,9 @@
       <w:color w:val="404040" w:themeColor="text1" w:themeTint="BF"/>
     </w:rPr>
   </w:style>
-  <w:style w:type="paragraph" w:styleId="ListParagraph">
+  <w:style w:type="paragraph" w:styleId="Lijstalinea">
     <w:name w:val="List Paragraph"/>
-    <w:basedOn w:val="Normal"/>
+    <w:basedOn w:val="Standaard"/>
     <w:uiPriority w:val="34"/>
     <w:qFormat/>
     <w:rsid w:val="006740C6"/>
@@ -6235,9 +6266,9 @@
       <w:contextualSpacing/>
     </w:pPr>
   </w:style>
-  <w:style w:type="character" w:styleId="IntenseEmphasis">
+  <w:style w:type="character" w:styleId="Intensievebenadrukking">
     <w:name w:val="Intense Emphasis"/>
-    <w:basedOn w:val="DefaultParagraphFont"/>
+    <w:basedOn w:val="Standaardalinea-lettertype"/>
     <w:uiPriority w:val="21"/>
     <w:qFormat/>
     <w:rsid w:val="006740C6"/>
@@ -6247,11 +6278,11 @@
       <w:color w:val="0F4761" w:themeColor="accent1" w:themeShade="BF"/>
     </w:rPr>
   </w:style>
-  <w:style w:type="paragraph" w:styleId="IntenseQuote">
+  <w:style w:type="paragraph" w:styleId="Duidelijkcitaat">
     <w:name w:val="Intense Quote"/>
-    <w:basedOn w:val="Normal"/>
-    <w:next w:val="Normal"/>
-    <w:link w:val="IntenseQuoteChar"/>
+    <w:basedOn w:val="Standaard"/>
+    <w:next w:val="Standaard"/>
+    <w:link w:val="DuidelijkcitaatChar"/>
     <w:uiPriority w:val="30"/>
     <w:qFormat/>
     <w:rsid w:val="006740C6"/>
@@ -6270,10 +6301,10 @@
       <w:color w:val="0F4761" w:themeColor="accent1" w:themeShade="BF"/>
     </w:rPr>
   </w:style>
-  <w:style w:type="character" w:customStyle="1" w:styleId="IntenseQuoteChar">
-    <w:name w:val="Intense Quote Char"/>
-    <w:basedOn w:val="DefaultParagraphFont"/>
-    <w:link w:val="IntenseQuote"/>
+  <w:style w:type="character" w:customStyle="1" w:styleId="DuidelijkcitaatChar">
+    <w:name w:val="Duidelijk citaat Char"/>
+    <w:basedOn w:val="Standaardalinea-lettertype"/>
+    <w:link w:val="Duidelijkcitaat"/>
     <w:uiPriority w:val="30"/>
     <w:rsid w:val="006740C6"/>
     <w:rPr>
@@ -6282,9 +6313,9 @@
       <w:color w:val="0F4761" w:themeColor="accent1" w:themeShade="BF"/>
     </w:rPr>
   </w:style>
-  <w:style w:type="character" w:styleId="IntenseReference">
+  <w:style w:type="character" w:styleId="Intensieveverwijzing">
     <w:name w:val="Intense Reference"/>
-    <w:basedOn w:val="DefaultParagraphFont"/>
+    <w:basedOn w:val="Standaardalinea-lettertype"/>
     <w:uiPriority w:val="32"/>
     <w:qFormat/>
     <w:rsid w:val="006740C6"/>
@@ -6296,9 +6327,9 @@
       <w:spacing w:val="5"/>
     </w:rPr>
   </w:style>
-  <w:style w:type="character" w:styleId="PlaceholderText">
+  <w:style w:type="character" w:styleId="Tekstvantijdelijkeaanduiding">
     <w:name w:val="Placeholder Text"/>
-    <w:basedOn w:val="DefaultParagraphFont"/>
+    <w:basedOn w:val="Standaardalinea-lettertype"/>
     <w:uiPriority w:val="99"/>
     <w:semiHidden/>
     <w:rsid w:val="00621960"/>
@@ -6306,9 +6337,9 @@
       <w:color w:val="666666"/>
     </w:rPr>
   </w:style>
-  <w:style w:type="paragraph" w:styleId="NormalWeb">
+  <w:style w:type="paragraph" w:styleId="Normaalweb">
     <w:name w:val="Normal (Web)"/>
-    <w:basedOn w:val="Normal"/>
+    <w:basedOn w:val="Standaard"/>
     <w:uiPriority w:val="99"/>
     <w:unhideWhenUsed/>
     <w:rsid w:val="004D0071"/>
@@ -6323,17 +6354,17 @@
   </w:style>
   <w:style w:type="character" w:customStyle="1" w:styleId="apple-converted-space">
     <w:name w:val="apple-converted-space"/>
-    <w:basedOn w:val="DefaultParagraphFont"/>
+    <w:basedOn w:val="Standaardalinea-lettertype"/>
     <w:rsid w:val="004D0071"/>
   </w:style>
   <w:style w:type="character" w:customStyle="1" w:styleId="url">
     <w:name w:val="url"/>
-    <w:basedOn w:val="DefaultParagraphFont"/>
+    <w:basedOn w:val="Standaardalinea-lettertype"/>
     <w:rsid w:val="004D0071"/>
   </w:style>
   <w:style w:type="character" w:styleId="Hyperlink">
     <w:name w:val="Hyperlink"/>
-    <w:basedOn w:val="DefaultParagraphFont"/>
+    <w:basedOn w:val="Standaardalinea-lettertype"/>
     <w:uiPriority w:val="99"/>
     <w:unhideWhenUsed/>
     <w:rsid w:val="004D0071"/>
@@ -6342,9 +6373,9 @@
       <w:u w:val="single"/>
     </w:rPr>
   </w:style>
-  <w:style w:type="character" w:styleId="FollowedHyperlink">
+  <w:style w:type="character" w:styleId="GevolgdeHyperlink">
     <w:name w:val="FollowedHyperlink"/>
-    <w:basedOn w:val="DefaultParagraphFont"/>
+    <w:basedOn w:val="Standaardalinea-lettertype"/>
     <w:uiPriority w:val="99"/>
     <w:semiHidden/>
     <w:unhideWhenUsed/>
@@ -6354,9 +6385,9 @@
       <w:u w:val="single"/>
     </w:rPr>
   </w:style>
-  <w:style w:type="character" w:styleId="UnresolvedMention">
+  <w:style w:type="character" w:styleId="Onopgelostemelding">
     <w:name w:val="Unresolved Mention"/>
-    <w:basedOn w:val="DefaultParagraphFont"/>
+    <w:basedOn w:val="Standaardalinea-lettertype"/>
     <w:uiPriority w:val="99"/>
     <w:semiHidden/>
     <w:unhideWhenUsed/>
@@ -6368,7 +6399,7 @@
   </w:style>
   <w:style w:type="paragraph" w:customStyle="1" w:styleId="p1">
     <w:name w:val="p1"/>
-    <w:basedOn w:val="Normal"/>
+    <w:basedOn w:val="Standaard"/>
     <w:rsid w:val="00A5560B"/>
     <w:pPr>
       <w:spacing w:before="100" w:beforeAutospacing="1" w:after="100" w:afterAutospacing="1" w:line="240" w:lineRule="auto"/>
@@ -6381,7 +6412,7 @@
   </w:style>
   <w:style w:type="paragraph" w:customStyle="1" w:styleId="p2">
     <w:name w:val="p2"/>
-    <w:basedOn w:val="Normal"/>
+    <w:basedOn w:val="Standaard"/>
     <w:rsid w:val="00A5560B"/>
     <w:pPr>
       <w:spacing w:before="100" w:beforeAutospacing="1" w:after="100" w:afterAutospacing="1" w:line="240" w:lineRule="auto"/>
@@ -6392,9 +6423,9 @@
       <w14:ligatures w14:val="none"/>
     </w:rPr>
   </w:style>
-  <w:style w:type="table" w:styleId="TableGrid">
+  <w:style w:type="table" w:styleId="Tabelraster">
     <w:name w:val="Table Grid"/>
-    <w:basedOn w:val="TableNormal"/>
+    <w:basedOn w:val="Standaardtabel"/>
     <w:uiPriority w:val="39"/>
     <w:rsid w:val="004A3053"/>
     <w:pPr>
@@ -6411,10 +6442,10 @@
       </w:tblBorders>
     </w:tblPr>
   </w:style>
-  <w:style w:type="paragraph" w:styleId="TOCHeading">
+  <w:style w:type="paragraph" w:styleId="Kopvaninhoudsopgave">
     <w:name w:val="TOC Heading"/>
-    <w:basedOn w:val="Heading1"/>
-    <w:next w:val="Normal"/>
+    <w:basedOn w:val="Kop1"/>
+    <w:next w:val="Standaard"/>
     <w:uiPriority w:val="39"/>
     <w:unhideWhenUsed/>
     <w:qFormat/>
@@ -6432,10 +6463,10 @@
       <w14:ligatures w14:val="none"/>
     </w:rPr>
   </w:style>
-  <w:style w:type="paragraph" w:styleId="TOC1">
+  <w:style w:type="paragraph" w:styleId="Inhopg1">
     <w:name w:val="toc 1"/>
-    <w:basedOn w:val="Normal"/>
-    <w:next w:val="Normal"/>
+    <w:basedOn w:val="Standaard"/>
+    <w:next w:val="Standaard"/>
     <w:autoRedefine/>
     <w:uiPriority w:val="39"/>
     <w:unhideWhenUsed/>
@@ -6450,10 +6481,10 @@
       <w:iCs/>
     </w:rPr>
   </w:style>
-  <w:style w:type="paragraph" w:styleId="TOC2">
+  <w:style w:type="paragraph" w:styleId="Inhopg2">
     <w:name w:val="toc 2"/>
-    <w:basedOn w:val="Normal"/>
-    <w:next w:val="Normal"/>
+    <w:basedOn w:val="Standaard"/>
+    <w:next w:val="Standaard"/>
     <w:autoRedefine/>
     <w:uiPriority w:val="39"/>
     <w:unhideWhenUsed/>
@@ -6469,10 +6500,10 @@
       <w:szCs w:val="22"/>
     </w:rPr>
   </w:style>
-  <w:style w:type="paragraph" w:styleId="TOC3">
+  <w:style w:type="paragraph" w:styleId="Inhopg3">
     <w:name w:val="toc 3"/>
-    <w:basedOn w:val="Normal"/>
-    <w:next w:val="Normal"/>
+    <w:basedOn w:val="Standaard"/>
+    <w:next w:val="Standaard"/>
     <w:autoRedefine/>
     <w:uiPriority w:val="39"/>
     <w:semiHidden/>
@@ -6487,10 +6518,10 @@
       <w:szCs w:val="20"/>
     </w:rPr>
   </w:style>
-  <w:style w:type="paragraph" w:styleId="TOC4">
+  <w:style w:type="paragraph" w:styleId="Inhopg4">
     <w:name w:val="toc 4"/>
-    <w:basedOn w:val="Normal"/>
-    <w:next w:val="Normal"/>
+    <w:basedOn w:val="Standaard"/>
+    <w:next w:val="Standaard"/>
     <w:autoRedefine/>
     <w:uiPriority w:val="39"/>
     <w:semiHidden/>
@@ -6505,10 +6536,10 @@
       <w:szCs w:val="20"/>
     </w:rPr>
   </w:style>
-  <w:style w:type="paragraph" w:styleId="TOC5">
+  <w:style w:type="paragraph" w:styleId="Inhopg5">
     <w:name w:val="toc 5"/>
-    <w:basedOn w:val="Normal"/>
-    <w:next w:val="Normal"/>
+    <w:basedOn w:val="Standaard"/>
+    <w:next w:val="Standaard"/>
     <w:autoRedefine/>
     <w:uiPriority w:val="39"/>
     <w:semiHidden/>
@@ -6523,10 +6554,10 @@
       <w:szCs w:val="20"/>
     </w:rPr>
   </w:style>
-  <w:style w:type="paragraph" w:styleId="TOC6">
+  <w:style w:type="paragraph" w:styleId="Inhopg6">
     <w:name w:val="toc 6"/>
-    <w:basedOn w:val="Normal"/>
-    <w:next w:val="Normal"/>
+    <w:basedOn w:val="Standaard"/>
+    <w:next w:val="Standaard"/>
     <w:autoRedefine/>
     <w:uiPriority w:val="39"/>
     <w:semiHidden/>
@@ -6541,10 +6572,10 @@
       <w:szCs w:val="20"/>
     </w:rPr>
   </w:style>
-  <w:style w:type="paragraph" w:styleId="TOC7">
+  <w:style w:type="paragraph" w:styleId="Inhopg7">
     <w:name w:val="toc 7"/>
-    <w:basedOn w:val="Normal"/>
-    <w:next w:val="Normal"/>
+    <w:basedOn w:val="Standaard"/>
+    <w:next w:val="Standaard"/>
     <w:autoRedefine/>
     <w:uiPriority w:val="39"/>
     <w:semiHidden/>
@@ -6559,10 +6590,10 @@
       <w:szCs w:val="20"/>
     </w:rPr>
   </w:style>
-  <w:style w:type="paragraph" w:styleId="TOC8">
+  <w:style w:type="paragraph" w:styleId="Inhopg8">
     <w:name w:val="toc 8"/>
-    <w:basedOn w:val="Normal"/>
-    <w:next w:val="Normal"/>
+    <w:basedOn w:val="Standaard"/>
+    <w:next w:val="Standaard"/>
     <w:autoRedefine/>
     <w:uiPriority w:val="39"/>
     <w:semiHidden/>
@@ -6577,10 +6608,10 @@
       <w:szCs w:val="20"/>
     </w:rPr>
   </w:style>
-  <w:style w:type="paragraph" w:styleId="TOC9">
+  <w:style w:type="paragraph" w:styleId="Inhopg9">
     <w:name w:val="toc 9"/>
-    <w:basedOn w:val="Normal"/>
-    <w:next w:val="Normal"/>
+    <w:basedOn w:val="Standaard"/>
+    <w:next w:val="Standaard"/>
     <w:autoRedefine/>
     <w:uiPriority w:val="39"/>
     <w:semiHidden/>
